--- a/sample-output/test-dsl.docx
+++ b/sample-output/test-dsl.docx
@@ -65,22 +65,6 @@
             <w:vAlign w:val="center"/>
           </w:tcPr>
           <w:p/>
-          <w:p>
-            <w:pPr>
-              <w:spacing w:after="40"/>
-              <w:ind w:left="0"/>
-              <w:jc w:val="center"/>
-            </w:pPr>
-            <w:r>
-              <w:rPr>
-                <w:b w:val="off"/>
-                <w:rFonts w:ascii="Source Sans 3" w:hAnsi="Source Sans 3" w:cs="Source Sans 3" w:eastAsia="Source Sans 3"/>
-                <w:sz w:val="22"/>
-                <w:color w:val="6B7280"/>
-              </w:rPr>
-              <w:t>王力安防科技健康评估报告，用户自定义巡检报告模板，专门用于评审王力安防科技租户的健康评估报告。</w:t>
-            </w:r>
-          </w:p>
         </w:tc>
       </w:tr>
       <w:tr>
